--- a/Document/剧情.docx
+++ b/Document/剧情.docx
@@ -67,7 +67,19 @@
         <w:rPr>
           <w:rFonts w:hint="eastAsia"/>
         </w:rPr>
-        <w:t>长期深受抑郁症折磨的主角，最终决定找一个宁静的农村生活。治愈自己的内心。</w:t>
+        <w:t>长期深受抑郁症折磨的</w:t>
+      </w:r>
+      <w:r>
+        <w:rPr>
+          <w:rFonts w:hint="eastAsia"/>
+        </w:rPr>
+        <w:t>白夜城</w:t>
+      </w:r>
+      <w:r>
+        <w:rPr>
+          <w:rFonts w:hint="eastAsia"/>
+        </w:rPr>
+        <w:t>，最终决定找一个宁静的农村生活。治愈自己的内心。</w:t>
       </w:r>
     </w:p>
     <w:p>
@@ -97,7 +109,31 @@
         <w:rPr>
           <w:rFonts w:hint="eastAsia"/>
         </w:rPr>
-        <w:t>描绘一个被大众理解的主角，可以被大众共情的主角。并且让玩家</w:t>
+        <w:t>描绘一个被大众理解的</w:t>
+      </w:r>
+      <w:r>
+        <w:rPr>
+          <w:rFonts w:hint="eastAsia"/>
+        </w:rPr>
+        <w:t>白夜城</w:t>
+      </w:r>
+      <w:r>
+        <w:rPr>
+          <w:rFonts w:hint="eastAsia"/>
+        </w:rPr>
+        <w:t>，可以被大众共情的</w:t>
+      </w:r>
+      <w:r>
+        <w:rPr>
+          <w:rFonts w:hint="eastAsia"/>
+        </w:rPr>
+        <w:t>白夜城</w:t>
+      </w:r>
+      <w:r>
+        <w:rPr>
+          <w:rFonts w:hint="eastAsia"/>
+        </w:rPr>
+        <w:t>。并且让玩家</w:t>
       </w:r>
       <w:r>
         <w:rPr>
@@ -109,7 +145,13 @@
         <w:rPr>
           <w:rFonts w:hint="eastAsia"/>
         </w:rPr>
-        <w:t>主角自我救赎的旅途中，一起得到治愈。</w:t>
+        <w:t>白夜城</w:t>
+      </w:r>
+      <w:r>
+        <w:rPr>
+          <w:rFonts w:hint="eastAsia"/>
+        </w:rPr>
+        <w:t>自我救赎的旅途中，一起得到治愈。</w:t>
       </w:r>
     </w:p>
     <w:p>
@@ -154,13 +196,31 @@
         <w:rPr>
           <w:rFonts w:hint="eastAsia"/>
         </w:rPr>
-        <w:t>主角在一个书店里找到了一本没有人要的食谱，于是开始跟随食谱做菜。</w:t>
-      </w:r>
-      <w:r>
-        <w:rPr>
-          <w:rFonts w:hint="eastAsia"/>
-        </w:rPr>
-        <w:t>并且在做菜的过程中，与玩家聊着一些生活的琐事。</w:t>
+        <w:t>白夜城</w:t>
+      </w:r>
+      <w:r>
+        <w:rPr>
+          <w:rFonts w:hint="eastAsia"/>
+        </w:rPr>
+        <w:t>在收拾农村中的新家时，在房间中，找到了一本手写的食谱。然后</w:t>
+      </w:r>
+      <w:r>
+        <w:rPr>
+          <w:rFonts w:hint="eastAsia"/>
+        </w:rPr>
+        <w:t>白夜城</w:t>
+      </w:r>
+      <w:r>
+        <w:rPr>
+          <w:rFonts w:hint="eastAsia"/>
+        </w:rPr>
+        <w:t>在</w:t>
+      </w:r>
+      <w:r>
+        <w:rPr>
+          <w:rFonts w:hint="eastAsia"/>
+        </w:rPr>
+        <w:t>跟随这本食谱做菜的过程中，一点一点体会内心的宁静。（这里可以考虑将这本食谱展现给玩家，让玩家也可以看见食谱中具有生活气息的话语感染玩家）</w:t>
       </w:r>
     </w:p>
     <w:p>
@@ -186,6 +246,17 @@
       </w:r>
     </w:p>
     <w:p>
+      <w:pPr>
+        <w:pStyle w:val="2"/>
+      </w:pPr>
+      <w:r>
+        <w:rPr>
+          <w:rFonts w:hint="eastAsia"/>
+        </w:rPr>
+        <w:t>第一幕：工作</w:t>
+      </w:r>
+    </w:p>
+    <w:p>
       <w:r>
         <w:rPr>
           <w:rFonts w:hint="eastAsia"/>
@@ -198,27 +269,52 @@
         <w:rPr>
           <w:rFonts w:hint="eastAsia"/>
         </w:rPr>
-        <w:t>人物：主角、同事</w:t>
-      </w:r>
-      <w:r>
-        <w:rPr>
-          <w:rFonts w:hint="eastAsia"/>
-        </w:rPr>
-        <w:t>A</w:t>
-      </w:r>
-    </w:p>
-    <w:p>
-      <w:r>
-        <w:rPr>
-          <w:rFonts w:hint="eastAsia"/>
-        </w:rPr>
-        <w:t>情景：主角和同事</w:t>
-      </w:r>
-      <w:r>
-        <w:rPr>
-          <w:rFonts w:hint="eastAsia"/>
-        </w:rPr>
-        <w:t>A</w:t>
+        <w:lastRenderedPageBreak/>
+        <w:t>人物：</w:t>
+      </w:r>
+      <w:r>
+        <w:rPr>
+          <w:rFonts w:hint="eastAsia"/>
+        </w:rPr>
+        <w:t>白夜城</w:t>
+      </w:r>
+      <w:r>
+        <w:rPr>
+          <w:rFonts w:hint="eastAsia"/>
+        </w:rPr>
+        <w:t>、</w:t>
+      </w:r>
+      <w:r>
+        <w:rPr>
+          <w:rFonts w:hint="eastAsia"/>
+        </w:rPr>
+        <w:t>墨羽灵</w:t>
+      </w:r>
+    </w:p>
+    <w:p>
+      <w:r>
+        <w:rPr>
+          <w:rFonts w:hint="eastAsia"/>
+        </w:rPr>
+        <w:t>情景：</w:t>
+      </w:r>
+      <w:r>
+        <w:rPr>
+          <w:rFonts w:hint="eastAsia"/>
+        </w:rPr>
+        <w:t>白夜城</w:t>
+      </w:r>
+      <w:r>
+        <w:rPr>
+          <w:rFonts w:hint="eastAsia"/>
+        </w:rPr>
+        <w:t>和</w:t>
+      </w:r>
+      <w:r>
+        <w:rPr>
+          <w:rFonts w:hint="eastAsia"/>
+        </w:rPr>
+        <w:t>墨羽灵</w:t>
       </w:r>
       <w:r>
         <w:rPr>
@@ -228,16 +324,827 @@
       </w:r>
     </w:p>
     <w:p>
-      <w:pPr>
-        <w:rPr>
-          <w:rFonts w:hint="eastAsia"/>
-        </w:rPr>
-      </w:pPr>
-      <w:r>
-        <w:rPr>
-          <w:rFonts w:hint="eastAsia"/>
-        </w:rPr>
-        <w:t>核心：需要表现出主角工作生活的枯燥与重复，让观众理解主角在这种生活中，逐渐失去对生活的热情的理由。</w:t>
+      <w:r>
+        <w:rPr>
+          <w:rFonts w:hint="eastAsia"/>
+        </w:rPr>
+        <w:t>核心：需要表现出</w:t>
+      </w:r>
+      <w:r>
+        <w:rPr>
+          <w:rFonts w:hint="eastAsia"/>
+        </w:rPr>
+        <w:t>白夜城</w:t>
+      </w:r>
+      <w:r>
+        <w:rPr>
+          <w:rFonts w:hint="eastAsia"/>
+        </w:rPr>
+        <w:t>工作生活的枯燥与重复，让观众理解</w:t>
+      </w:r>
+      <w:r>
+        <w:rPr>
+          <w:rFonts w:hint="eastAsia"/>
+        </w:rPr>
+        <w:t>白夜城</w:t>
+      </w:r>
+      <w:r>
+        <w:rPr>
+          <w:rFonts w:hint="eastAsia"/>
+        </w:rPr>
+        <w:t>在这种生活中，逐渐失去对生活的热情的理由。</w:t>
+      </w:r>
+    </w:p>
+    <w:p/>
+    <w:p>
+      <w:r>
+        <w:rPr>
+          <w:rFonts w:hint="eastAsia"/>
+        </w:rPr>
+        <w:t>墨羽灵</w:t>
+      </w:r>
+      <w:r>
+        <w:rPr>
+          <w:rFonts w:hint="eastAsia"/>
+        </w:rPr>
+        <w:t>：</w:t>
+      </w:r>
+      <w:r>
+        <w:rPr>
+          <w:rFonts w:hint="eastAsia"/>
+        </w:rPr>
+        <w:t>小白，我这里遇到了一个问题，可以帮我看看嘛。</w:t>
+      </w:r>
+    </w:p>
+    <w:p>
+      <w:r>
+        <w:rPr>
+          <w:rFonts w:hint="eastAsia"/>
+        </w:rPr>
+        <w:t>白夜城</w:t>
+      </w:r>
+      <w:r>
+        <w:rPr>
+          <w:rFonts w:hint="eastAsia"/>
+        </w:rPr>
+        <w:t>：</w:t>
+      </w:r>
+      <w:r>
+        <w:rPr>
+          <w:rFonts w:hint="eastAsia"/>
+        </w:rPr>
+        <w:t>嗯嗯，你说，我听着呢。</w:t>
+      </w:r>
+    </w:p>
+    <w:p>
+      <w:r>
+        <w:rPr>
+          <w:rFonts w:hint="eastAsia"/>
+        </w:rPr>
+        <w:t>墨羽灵</w:t>
+      </w:r>
+      <w:r>
+        <w:rPr>
+          <w:rFonts w:hint="eastAsia"/>
+        </w:rPr>
+        <w:t>：就是</w:t>
+      </w:r>
+      <w:r>
+        <w:rPr>
+          <w:rFonts w:hint="eastAsia"/>
+        </w:rPr>
+        <w:t>这个我们做的这个功能，我之前用着还好好的，什么都没改它就不能用了。</w:t>
+      </w:r>
+    </w:p>
+    <w:p>
+      <w:r>
+        <w:rPr>
+          <w:rFonts w:hint="eastAsia"/>
+        </w:rPr>
+        <w:t>白夜城</w:t>
+      </w:r>
+      <w:r>
+        <w:rPr>
+          <w:rFonts w:hint="eastAsia"/>
+        </w:rPr>
+        <w:t>：</w:t>
+      </w:r>
+      <w:r>
+        <w:rPr>
+          <w:rFonts w:hint="eastAsia"/>
+        </w:rPr>
+        <w:t>嗯，</w:t>
+      </w:r>
+      <w:r>
+        <w:rPr>
+          <w:rFonts w:hint="eastAsia"/>
+        </w:rPr>
+        <w:t>行，稍等我一会去你那里看看</w:t>
+      </w:r>
+      <w:r>
+        <w:rPr>
+          <w:rFonts w:hint="eastAsia"/>
+        </w:rPr>
+        <w:t>。</w:t>
+      </w:r>
+    </w:p>
+    <w:p>
+      <w:r>
+        <w:rPr>
+          <w:rFonts w:hint="eastAsia"/>
+        </w:rPr>
+        <w:t>同事</w:t>
+      </w:r>
+      <w:r>
+        <w:rPr>
+          <w:rFonts w:hint="eastAsia"/>
+        </w:rPr>
+        <w:t>B</w:t>
+      </w:r>
+      <w:r>
+        <w:rPr>
+          <w:rFonts w:hint="eastAsia"/>
+        </w:rPr>
+        <w:t>：夜城，老板说这个功能，现在这个版本就要。。。。。。</w:t>
+      </w:r>
+    </w:p>
+    <w:p>
+      <w:r>
+        <w:rPr>
+          <w:rFonts w:hint="eastAsia"/>
+        </w:rPr>
+        <w:t>白夜城：嗯嗯</w:t>
+      </w:r>
+      <w:r>
+        <w:rPr>
+          <w:rFonts w:hint="eastAsia"/>
+        </w:rPr>
+        <w:t>，知道了，我这边可以赶一下时间。</w:t>
+      </w:r>
+    </w:p>
+    <w:p>
+      <w:pPr>
+        <w:pStyle w:val="af2"/>
+      </w:pPr>
+      <w:r>
+        <w:rPr>
+          <w:rFonts w:hint="eastAsia"/>
+        </w:rPr>
+        <w:t>灯光变化，</w:t>
+      </w:r>
+      <w:r>
+        <w:rPr>
+          <w:rFonts w:hint="eastAsia"/>
+        </w:rPr>
+        <w:t>白夜城</w:t>
+      </w:r>
+      <w:r>
+        <w:rPr>
+          <w:rFonts w:hint="eastAsia"/>
+        </w:rPr>
+        <w:t>拿起手机，看见时间已经很晚了。时间变化，此时响起地铁移动的声音，表示</w:t>
+      </w:r>
+      <w:r>
+        <w:rPr>
+          <w:rFonts w:hint="eastAsia"/>
+        </w:rPr>
+        <w:t>白夜城</w:t>
+      </w:r>
+      <w:r>
+        <w:rPr>
+          <w:rFonts w:hint="eastAsia"/>
+        </w:rPr>
+        <w:t>已经坐上回家的地铁，时间继续变化。</w:t>
+      </w:r>
+      <w:r>
+        <w:rPr>
+          <w:rFonts w:hint="eastAsia"/>
+        </w:rPr>
+        <w:t>白夜城</w:t>
+      </w:r>
+      <w:r>
+        <w:rPr>
+          <w:rFonts w:hint="eastAsia"/>
+        </w:rPr>
+        <w:t>放下手机</w:t>
+      </w:r>
+      <w:r>
+        <w:rPr>
+          <w:rFonts w:hint="eastAsia"/>
+        </w:rPr>
+        <w:t>（</w:t>
+      </w:r>
+      <w:r>
+        <w:rPr>
+          <w:rFonts w:hint="eastAsia"/>
+          <w:highlight w:val="darkGray"/>
+        </w:rPr>
+        <w:t>场景切换到白夜城家中</w:t>
+      </w:r>
+      <w:r>
+        <w:rPr>
+          <w:rFonts w:hint="eastAsia"/>
+        </w:rPr>
+        <w:t>）</w:t>
+      </w:r>
+      <w:r>
+        <w:rPr>
+          <w:rFonts w:hint="eastAsia"/>
+        </w:rPr>
+        <w:t>，看向镜子里的自己。长叹一口气。</w:t>
+      </w:r>
+    </w:p>
+    <w:p>
+      <w:r>
+        <w:rPr>
+          <w:rFonts w:hint="eastAsia"/>
+        </w:rPr>
+        <w:t>白夜城</w:t>
+      </w:r>
+      <w:r>
+        <w:rPr>
+          <w:rFonts w:hint="eastAsia"/>
+        </w:rPr>
+        <w:t>：睡觉吧。。。</w:t>
+      </w:r>
+    </w:p>
+    <w:p>
+      <w:pPr>
+        <w:pStyle w:val="af2"/>
+      </w:pPr>
+      <w:r>
+        <w:rPr>
+          <w:rFonts w:hint="eastAsia"/>
+        </w:rPr>
+        <w:t>闹钟声响起，画面聚焦在手机上的时间，时间变化，耳边响起地铁的声音，时间继续变化，</w:t>
+      </w:r>
+      <w:r>
+        <w:rPr>
+          <w:rFonts w:hint="eastAsia"/>
+        </w:rPr>
+        <w:t>白夜城</w:t>
+      </w:r>
+      <w:r>
+        <w:rPr>
+          <w:rFonts w:hint="eastAsia"/>
+        </w:rPr>
+        <w:t>放下手机</w:t>
+      </w:r>
+      <w:r>
+        <w:rPr>
+          <w:rFonts w:hint="eastAsia"/>
+        </w:rPr>
+        <w:t>（</w:t>
+      </w:r>
+      <w:r>
+        <w:rPr>
+          <w:rFonts w:hint="eastAsia"/>
+          <w:highlight w:val="darkGray"/>
+        </w:rPr>
+        <w:t>场景切换到公司</w:t>
+      </w:r>
+      <w:r>
+        <w:rPr>
+          <w:rFonts w:hint="eastAsia"/>
+        </w:rPr>
+        <w:t>）</w:t>
+      </w:r>
+      <w:r>
+        <w:rPr>
+          <w:rFonts w:hint="eastAsia"/>
+        </w:rPr>
+        <w:t>，坐在工位上。</w:t>
+      </w:r>
+    </w:p>
+    <w:p>
+      <w:r>
+        <w:rPr>
+          <w:rFonts w:hint="eastAsia"/>
+        </w:rPr>
+        <w:t>墨羽灵：看起来没什么精神啊，白老师。</w:t>
+      </w:r>
+    </w:p>
+    <w:p>
+      <w:r>
+        <w:rPr>
+          <w:rFonts w:hint="eastAsia"/>
+        </w:rPr>
+        <w:t>白夜城：因为</w:t>
+      </w:r>
+      <w:r>
+        <w:rPr>
+          <w:rFonts w:hint="eastAsia"/>
+        </w:rPr>
+        <w:t>昨天在赶需求呀，墨女士。</w:t>
+      </w:r>
+    </w:p>
+    <w:p>
+      <w:r>
+        <w:rPr>
+          <w:rFonts w:hint="eastAsia"/>
+        </w:rPr>
+        <w:t>同事</w:t>
+      </w:r>
+      <w:r>
+        <w:rPr>
+          <w:rFonts w:hint="eastAsia"/>
+        </w:rPr>
+        <w:t>B</w:t>
+      </w:r>
+      <w:r>
+        <w:rPr>
+          <w:rFonts w:hint="eastAsia"/>
+        </w:rPr>
+        <w:t>：昨天的那个需求改了，那个功能先不要了，这个是新需求，还是这个版本就要。</w:t>
+      </w:r>
+    </w:p>
+    <w:p>
+      <w:r>
+        <w:rPr>
+          <w:rFonts w:hint="eastAsia"/>
+        </w:rPr>
+        <w:t>白夜城：嗯，好的。</w:t>
+      </w:r>
+    </w:p>
+    <w:p>
+      <w:pPr>
+        <w:pStyle w:val="af2"/>
+      </w:pPr>
+      <w:r>
+        <w:rPr>
+          <w:rFonts w:hint="eastAsia"/>
+        </w:rPr>
+        <w:lastRenderedPageBreak/>
+        <w:t>灯光变化，</w:t>
+      </w:r>
+      <w:r>
+        <w:rPr>
+          <w:rFonts w:hint="eastAsia"/>
+        </w:rPr>
+        <w:t>白夜城</w:t>
+      </w:r>
+      <w:r>
+        <w:rPr>
+          <w:rFonts w:hint="eastAsia"/>
+        </w:rPr>
+        <w:t>拿起手机。（继续重复手机上时间变化和音乐变化）</w:t>
+      </w:r>
+    </w:p>
+    <w:p>
+      <w:pPr>
+        <w:pStyle w:val="af2"/>
+      </w:pPr>
+      <w:r>
+        <w:rPr>
+          <w:rFonts w:hint="eastAsia"/>
+        </w:rPr>
+        <w:t>之后不再展示具体场景，画面里只有手机的时间变化，和耳边音乐变化</w:t>
+      </w:r>
+      <w:r>
+        <w:rPr>
+          <w:rFonts w:hint="eastAsia"/>
+        </w:rPr>
+        <w:t>。</w:t>
+      </w:r>
+    </w:p>
+    <w:p>
+      <w:r>
+        <w:rPr>
+          <w:rFonts w:hint="eastAsia"/>
+        </w:rPr>
+        <w:t>同事</w:t>
+      </w:r>
+      <w:r>
+        <w:rPr>
+          <w:rFonts w:hint="eastAsia"/>
+        </w:rPr>
+        <w:t>C</w:t>
+      </w:r>
+      <w:r>
+        <w:rPr>
+          <w:rFonts w:hint="eastAsia"/>
+        </w:rPr>
+        <w:t>：</w:t>
+      </w:r>
+      <w:r>
+        <w:rPr>
+          <w:rFonts w:hint="eastAsia"/>
+        </w:rPr>
+        <w:t>夜城</w:t>
+      </w:r>
+      <w:r>
+        <w:rPr>
+          <w:rFonts w:hint="eastAsia"/>
+        </w:rPr>
+        <w:t>，来一下</w:t>
+      </w:r>
+    </w:p>
+    <w:p>
+      <w:r>
+        <w:rPr>
+          <w:rFonts w:hint="eastAsia"/>
+        </w:rPr>
+        <w:t>同事</w:t>
+      </w:r>
+      <w:r>
+        <w:rPr>
+          <w:rFonts w:hint="eastAsia"/>
+        </w:rPr>
+        <w:t>D</w:t>
+      </w:r>
+      <w:r>
+        <w:rPr>
+          <w:rFonts w:hint="eastAsia"/>
+        </w:rPr>
+        <w:t>：夜城，这个需求要辛苦你赶一下时间。</w:t>
+      </w:r>
+    </w:p>
+    <w:p>
+      <w:r>
+        <w:rPr>
+          <w:rFonts w:hint="eastAsia"/>
+        </w:rPr>
+        <w:t>同事？：来一下</w:t>
+      </w:r>
+    </w:p>
+    <w:p>
+      <w:r>
+        <w:rPr>
+          <w:rFonts w:hint="eastAsia"/>
+        </w:rPr>
+        <w:t>同事？：这个你看一下</w:t>
+      </w:r>
+    </w:p>
+    <w:p>
+      <w:r>
+        <w:rPr>
+          <w:rFonts w:hint="eastAsia"/>
+        </w:rPr>
+        <w:t>同事？：夜城。。。</w:t>
+      </w:r>
+    </w:p>
+    <w:p>
+      <w:pPr>
+        <w:pStyle w:val="af2"/>
+      </w:pPr>
+      <w:r>
+        <w:rPr>
+          <w:rFonts w:hint="eastAsia"/>
+        </w:rPr>
+        <w:t>。。。手机上的日期飞速变化，耳边的声音越来越模糊，越来越嘈杂</w:t>
+      </w:r>
+      <w:r>
+        <w:rPr>
+          <w:rFonts w:hint="eastAsia"/>
+        </w:rPr>
+        <w:t>。煞那间所有声音都消失，陷入一片寂静。</w:t>
+      </w:r>
+      <w:r>
+        <w:rPr>
+          <w:rFonts w:hint="eastAsia"/>
+        </w:rPr>
+        <w:t>然后白夜城脑子里闪过一句同事说过的话。</w:t>
+      </w:r>
+    </w:p>
+    <w:p>
+      <w:r>
+        <w:rPr>
+          <w:rFonts w:hint="eastAsia"/>
+        </w:rPr>
+        <w:t>墨羽灵</w:t>
+      </w:r>
+      <w:r>
+        <w:rPr>
+          <w:rFonts w:hint="eastAsia"/>
+        </w:rPr>
+        <w:t>：</w:t>
+      </w:r>
+      <w:r>
+        <w:rPr>
+          <w:rFonts w:hint="eastAsia"/>
+        </w:rPr>
+        <w:t>哎，要是我也可以像你一样，总是这么乐观就好了。</w:t>
+      </w:r>
+      <w:r>
+        <w:rPr>
+          <w:rFonts w:hint="eastAsia"/>
+        </w:rPr>
+        <w:t xml:space="preserve"> </w:t>
+      </w:r>
+    </w:p>
+    <w:p>
+      <w:pPr>
+        <w:pStyle w:val="af2"/>
+      </w:pPr>
+      <w:r>
+        <w:rPr>
+          <w:rFonts w:hint="eastAsia"/>
+        </w:rPr>
+        <w:t>一滴眼泪，落在了手机上。</w:t>
+      </w:r>
+    </w:p>
+    <w:p>
+      <w:r>
+        <w:rPr>
+          <w:rFonts w:hint="eastAsia"/>
+        </w:rPr>
+        <w:t>白夜城：该吃药了。</w:t>
+      </w:r>
+    </w:p>
+    <w:p>
+      <w:pPr>
+        <w:pStyle w:val="af2"/>
+      </w:pPr>
+      <w:r>
+        <w:rPr>
+          <w:rFonts w:hint="eastAsia"/>
+        </w:rPr>
+        <w:t>白夜城放下手机（场景切换到家中）。</w:t>
+      </w:r>
+      <w:r>
+        <w:br/>
+      </w:r>
+      <w:r>
+        <w:rPr>
+          <w:rFonts w:hint="eastAsia"/>
+        </w:rPr>
+        <w:t>游戏交互阶段：引导玩家从冰箱里拿药吃。（</w:t>
+      </w:r>
+      <w:bookmarkStart w:id="0" w:name="TODOList"/>
+      <w:r>
+        <w:rPr>
+          <w:rFonts w:hint="eastAsia"/>
+          <w:b/>
+          <w:bCs/>
+        </w:rPr>
+        <w:t>TODO</w:t>
+      </w:r>
+      <w:r>
+        <w:rPr>
+          <w:rFonts w:hint="eastAsia"/>
+          <w:b/>
+          <w:bCs/>
+        </w:rPr>
+        <w:t>：</w:t>
+      </w:r>
+      <w:r>
+        <w:rPr>
+          <w:rFonts w:hint="eastAsia"/>
+          <w:b/>
+          <w:bCs/>
+        </w:rPr>
+        <w:t>这里可以让玩家探索一下白夜城的家，了解一下白夜城是个什么样的人</w:t>
+      </w:r>
+      <w:bookmarkEnd w:id="0"/>
+      <w:r>
+        <w:rPr>
+          <w:rFonts w:hint="eastAsia"/>
+        </w:rPr>
+        <w:t>）</w:t>
+      </w:r>
+      <w:r>
+        <w:br/>
+      </w:r>
+      <w:r>
+        <w:rPr>
+          <w:rFonts w:hint="eastAsia"/>
+        </w:rPr>
+        <w:t>手机提示音响起，白夜城拿出手机，此时游戏画面中只显示手机画面</w:t>
+      </w:r>
+      <w:r>
+        <w:rPr>
+          <w:rFonts w:hint="eastAsia"/>
+        </w:rPr>
+        <w:t>，画面中有几条消息提醒</w:t>
+      </w:r>
+      <w:r>
+        <w:rPr>
+          <w:rFonts w:hint="eastAsia"/>
+        </w:rPr>
+        <w:t>。</w:t>
+      </w:r>
+    </w:p>
+    <w:p>
+      <w:r>
+        <w:rPr>
+          <w:rFonts w:hint="eastAsia"/>
+        </w:rPr>
+        <w:t>微信：爸爸：儿子，还记得小熊嘛，他要结婚了，你什么时候带个女朋友回家啊。</w:t>
+      </w:r>
+    </w:p>
+    <w:p>
+      <w:r>
+        <w:rPr>
+          <w:rFonts w:hint="eastAsia"/>
+        </w:rPr>
+        <w:t>短信：银行扣款提示：支付房租</w:t>
+      </w:r>
+      <w:r>
+        <w:rPr>
+          <w:rFonts w:hint="eastAsia"/>
+        </w:rPr>
+        <w:t xml:space="preserve"> 2000</w:t>
+      </w:r>
+      <w:r>
+        <w:rPr>
+          <w:rFonts w:hint="eastAsia"/>
+        </w:rPr>
+        <w:t>元，银行卡余额</w:t>
+      </w:r>
+      <w:r>
+        <w:rPr>
+          <w:rFonts w:hint="eastAsia"/>
+        </w:rPr>
+        <w:t>12000</w:t>
+      </w:r>
+      <w:r>
+        <w:rPr>
+          <w:rFonts w:hint="eastAsia"/>
+        </w:rPr>
+        <w:t>元</w:t>
+      </w:r>
+    </w:p>
+    <w:p>
+      <w:r>
+        <w:rPr>
+          <w:rFonts w:hint="eastAsia"/>
+        </w:rPr>
+        <w:t>短信：</w:t>
+      </w:r>
+      <w:r>
+        <w:rPr>
+          <w:rFonts w:hint="eastAsia"/>
+        </w:rPr>
+        <w:t>X</w:t>
+      </w:r>
+      <w:r>
+        <w:rPr>
+          <w:rFonts w:hint="eastAsia"/>
+        </w:rPr>
+        <w:t>宝：祝你生日快乐，送你</w:t>
+      </w:r>
+      <w:r>
+        <w:rPr>
+          <w:rFonts w:hint="eastAsia"/>
+        </w:rPr>
+        <w:t>500</w:t>
+      </w:r>
+      <w:r>
+        <w:rPr>
+          <w:rFonts w:hint="eastAsia"/>
+        </w:rPr>
+        <w:t>元消费津贴。</w:t>
+      </w:r>
+    </w:p>
+    <w:p>
+      <w:r>
+        <w:rPr>
+          <w:rFonts w:hint="eastAsia"/>
+        </w:rPr>
+        <w:t>记事本：日程提醒：</w:t>
+      </w:r>
+      <w:r>
+        <w:rPr>
+          <w:rFonts w:hint="eastAsia"/>
+        </w:rPr>
+        <w:t>距离日程“买药”还有</w:t>
+      </w:r>
+      <w:r>
+        <w:rPr>
+          <w:rFonts w:hint="eastAsia"/>
+        </w:rPr>
+        <w:t>4</w:t>
+      </w:r>
+      <w:r>
+        <w:rPr>
+          <w:rFonts w:hint="eastAsia"/>
+        </w:rPr>
+        <w:t>天</w:t>
+      </w:r>
+      <w:r>
+        <w:rPr>
+          <w:rFonts w:hint="eastAsia"/>
+        </w:rPr>
+        <w:t>。</w:t>
+      </w:r>
+    </w:p>
+    <w:p>
+      <w:r>
+        <w:rPr>
+          <w:rFonts w:hint="eastAsia"/>
+        </w:rPr>
+        <w:t>X</w:t>
+      </w:r>
+      <w:r>
+        <w:rPr>
+          <w:rFonts w:hint="eastAsia"/>
+        </w:rPr>
+        <w:t>贷款：本月待还</w:t>
+      </w:r>
+      <w:r>
+        <w:rPr>
+          <w:rFonts w:hint="eastAsia"/>
+        </w:rPr>
+        <w:t>2360</w:t>
+      </w:r>
+      <w:r>
+        <w:rPr>
+          <w:rFonts w:hint="eastAsia"/>
+        </w:rPr>
+        <w:t>元，总待还</w:t>
+      </w:r>
+      <w:r>
+        <w:rPr>
+          <w:rFonts w:hint="eastAsia"/>
+        </w:rPr>
+        <w:t xml:space="preserve"> 51230 </w:t>
+      </w:r>
+      <w:r>
+        <w:rPr>
+          <w:rFonts w:hint="eastAsia"/>
+        </w:rPr>
+        <w:t>元</w:t>
+      </w:r>
+    </w:p>
+    <w:p>
+      <w:pPr>
+        <w:pStyle w:val="af2"/>
+      </w:pPr>
+      <w:r>
+        <w:rPr>
+          <w:rFonts w:hint="eastAsia"/>
+        </w:rPr>
+        <w:t>游戏交互阶段：引导玩家点击消息，等玩家点击完指定数量的消息时弹出一条新的消息。</w:t>
+      </w:r>
+    </w:p>
+    <w:p>
+      <w:r>
+        <w:rPr>
+          <w:rFonts w:hint="eastAsia"/>
+        </w:rPr>
+        <w:lastRenderedPageBreak/>
+        <w:t>夕颜</w:t>
+      </w:r>
+      <w:r>
+        <w:rPr>
+          <w:rFonts w:hint="eastAsia"/>
+        </w:rPr>
+        <w:t>：</w:t>
+      </w:r>
+      <w:r>
+        <w:rPr>
+          <w:rFonts w:hint="eastAsia"/>
+        </w:rPr>
+        <w:t>我要结婚咯，地点就在</w:t>
+      </w:r>
+      <w:r>
+        <w:rPr>
+          <w:rFonts w:hint="eastAsia"/>
+        </w:rPr>
+        <w:t>XX</w:t>
+      </w:r>
+      <w:r>
+        <w:rPr>
+          <w:rFonts w:hint="eastAsia"/>
+        </w:rPr>
+        <w:t>餐厅，大家一定要来捧场哦！！！</w:t>
+      </w:r>
+    </w:p>
+    <w:p>
+      <w:pPr>
+        <w:pStyle w:val="af2"/>
+      </w:pPr>
+      <w:r>
+        <w:rPr>
+          <w:rFonts w:hint="eastAsia"/>
+        </w:rPr>
+        <w:t>白夜城</w:t>
+      </w:r>
+      <w:r>
+        <w:rPr>
+          <w:rFonts w:hint="eastAsia"/>
+        </w:rPr>
+        <w:t>放下手机，看着镜子中的自己。</w:t>
+      </w:r>
+    </w:p>
+    <w:p>
+      <w:r>
+        <w:rPr>
+          <w:rFonts w:hint="eastAsia"/>
+        </w:rPr>
+        <w:t>白夜城</w:t>
+      </w:r>
+      <w:r>
+        <w:rPr>
+          <w:rFonts w:hint="eastAsia"/>
+        </w:rPr>
+        <w:t>：</w:t>
+      </w:r>
+      <w:r>
+        <w:rPr>
+          <w:rFonts w:hint="eastAsia"/>
+        </w:rPr>
+        <w:t>大家，都在往前走啊</w:t>
       </w:r>
     </w:p>
     <w:p>
@@ -248,22 +1155,399 @@
         <w:rPr>
           <w:rFonts w:hint="eastAsia"/>
         </w:rPr>
+        <w:t>第二幕：</w:t>
+      </w:r>
+      <w:r>
+        <w:rPr>
+          <w:rFonts w:hint="eastAsia"/>
+        </w:rPr>
+        <w:t>舍弃</w:t>
+      </w:r>
+    </w:p>
+    <w:p>
+      <w:r>
+        <w:rPr>
+          <w:rFonts w:hint="eastAsia"/>
+        </w:rPr>
+        <w:t>地点：</w:t>
+      </w:r>
+      <w:r>
+        <w:rPr>
+          <w:rFonts w:hint="eastAsia"/>
+        </w:rPr>
+        <w:t>白夜城</w:t>
+      </w:r>
+      <w:r>
+        <w:rPr>
+          <w:rFonts w:hint="eastAsia"/>
+        </w:rPr>
+        <w:t>的出租屋</w:t>
+      </w:r>
+      <w:r>
+        <w:t xml:space="preserve"> </w:t>
+      </w:r>
+    </w:p>
+    <w:p>
+      <w:r>
+        <w:rPr>
+          <w:rFonts w:hint="eastAsia"/>
+        </w:rPr>
+        <w:t>人物：</w:t>
+      </w:r>
+      <w:r>
+        <w:rPr>
+          <w:rFonts w:hint="eastAsia"/>
+        </w:rPr>
+        <w:t>白夜城</w:t>
+      </w:r>
+      <w:r>
+        <w:rPr>
+          <w:rFonts w:hint="eastAsia"/>
+        </w:rPr>
+        <w:t>、</w:t>
+      </w:r>
+      <w:r>
+        <w:rPr>
+          <w:rFonts w:hint="eastAsia"/>
+        </w:rPr>
+        <w:t>墨羽灵</w:t>
+      </w:r>
+    </w:p>
+    <w:p>
+      <w:r>
+        <w:rPr>
+          <w:rFonts w:hint="eastAsia"/>
+        </w:rPr>
+        <w:t>情景：</w:t>
+      </w:r>
+      <w:r>
+        <w:rPr>
+          <w:rFonts w:hint="eastAsia"/>
+        </w:rPr>
+        <w:t>白夜城</w:t>
+      </w:r>
+      <w:r>
+        <w:rPr>
+          <w:rFonts w:hint="eastAsia"/>
+        </w:rPr>
+        <w:t>已经离职，正在家中收拾东西</w:t>
+      </w:r>
+    </w:p>
+    <w:p>
+      <w:r>
+        <w:rPr>
+          <w:rFonts w:hint="eastAsia"/>
+        </w:rPr>
+        <w:t>核心：</w:t>
+      </w:r>
+      <w:r>
+        <w:rPr>
+          <w:rFonts w:hint="eastAsia"/>
+        </w:rPr>
+        <w:t>通过一些旧物，展示</w:t>
+      </w:r>
+      <w:r>
+        <w:rPr>
+          <w:rFonts w:hint="eastAsia"/>
+        </w:rPr>
+        <w:t>白夜城</w:t>
+      </w:r>
+      <w:r>
+        <w:rPr>
+          <w:rFonts w:hint="eastAsia"/>
+        </w:rPr>
+        <w:t>过去的生活，丰富</w:t>
+      </w:r>
+      <w:r>
+        <w:rPr>
+          <w:rFonts w:hint="eastAsia"/>
+        </w:rPr>
+        <w:t>白夜城</w:t>
+      </w:r>
+      <w:r>
+        <w:rPr>
+          <w:rFonts w:hint="eastAsia"/>
+        </w:rPr>
+        <w:t>的人设</w:t>
+      </w:r>
+    </w:p>
+    <w:p>
+      <w:pPr>
+        <w:pStyle w:val="af2"/>
+      </w:pPr>
+      <w:r>
+        <w:rPr>
+          <w:rFonts w:hint="eastAsia"/>
+        </w:rPr>
+        <w:t>游戏交互阶段：场景中有一个纸箱和几件杂物，玩家点击处理这些杂物，一些“</w:t>
+      </w:r>
+      <w:hyperlink w:anchor="_特殊杂物" w:history="1">
+        <w:r>
+          <w:rPr>
+            <w:rStyle w:val="af4"/>
+            <w:rFonts w:hint="eastAsia"/>
+          </w:rPr>
+          <w:t>特殊的杂物</w:t>
+        </w:r>
+      </w:hyperlink>
+      <w:r>
+        <w:rPr>
+          <w:rFonts w:hint="eastAsia"/>
+        </w:rPr>
+        <w:t>”会触发</w:t>
+      </w:r>
+      <w:r>
+        <w:rPr>
+          <w:rFonts w:hint="eastAsia"/>
+        </w:rPr>
+        <w:t>白夜城</w:t>
+      </w:r>
+      <w:r>
+        <w:rPr>
+          <w:rFonts w:hint="eastAsia"/>
+        </w:rPr>
+        <w:t>的独白</w:t>
+      </w:r>
+      <w:r>
+        <w:rPr>
+          <w:rFonts w:hint="eastAsia"/>
+        </w:rPr>
+        <w:t>。杂物收拾完毕，手机收到一条短信。</w:t>
+      </w:r>
+      <w:r>
+        <w:rPr>
+          <w:rFonts w:hint="eastAsia"/>
+        </w:rPr>
+        <w:t>白夜城</w:t>
+      </w:r>
+      <w:r>
+        <w:rPr>
+          <w:rFonts w:hint="eastAsia"/>
+        </w:rPr>
+        <w:t>拿起手机。</w:t>
+      </w:r>
+    </w:p>
+    <w:p>
+      <w:pPr>
+        <w:pStyle w:val="af2"/>
+      </w:pPr>
+      <w:r>
+        <w:rPr>
+          <w:rFonts w:hint="eastAsia"/>
+        </w:rPr>
+        <w:t>游戏交互阶段：引导玩家点击消息</w:t>
+      </w:r>
+    </w:p>
+    <w:p>
+      <w:r>
+        <w:rPr>
+          <w:rFonts w:hint="eastAsia"/>
+        </w:rPr>
+        <w:t>短信：您乘坐的</w:t>
+      </w:r>
+      <w:r>
+        <w:rPr>
+          <w:rFonts w:hint="eastAsia"/>
+        </w:rPr>
+        <w:t>XX</w:t>
+      </w:r>
+      <w:r>
+        <w:rPr>
+          <w:rFonts w:hint="eastAsia"/>
+        </w:rPr>
+        <w:t>列车将于</w:t>
+      </w:r>
+      <w:r>
+        <w:rPr>
+          <w:rFonts w:hint="eastAsia"/>
+        </w:rPr>
+        <w:t>XX</w:t>
+      </w:r>
+      <w:r>
+        <w:rPr>
+          <w:rFonts w:hint="eastAsia"/>
+        </w:rPr>
+        <w:t>月</w:t>
+      </w:r>
+      <w:r>
+        <w:rPr>
+          <w:rFonts w:hint="eastAsia"/>
+        </w:rPr>
+        <w:t>XX</w:t>
+      </w:r>
+      <w:r>
+        <w:rPr>
+          <w:rFonts w:hint="eastAsia"/>
+        </w:rPr>
+        <w:t>日出发</w:t>
+      </w:r>
+    </w:p>
+    <w:p>
+      <w:pPr>
+        <w:pStyle w:val="af2"/>
+      </w:pPr>
+      <w:r>
+        <w:rPr>
+          <w:rFonts w:hint="eastAsia"/>
+        </w:rPr>
+        <w:t>游戏交互阶段：玩家点击完短信后，弹出一条同事的微信，此时耳边响起火车行驶的声音，暗示玩家已经登上了火车。</w:t>
+      </w:r>
+    </w:p>
+    <w:p>
+      <w:r>
+        <w:rPr>
+          <w:rFonts w:hint="eastAsia"/>
+        </w:rPr>
+        <w:t>墨羽灵</w:t>
+      </w:r>
+      <w:r>
+        <w:rPr>
+          <w:rFonts w:hint="eastAsia"/>
+        </w:rPr>
+        <w:t>：已经离开</w:t>
+      </w:r>
+      <w:r>
+        <w:rPr>
+          <w:rFonts w:hint="eastAsia"/>
+        </w:rPr>
+        <w:t>XX</w:t>
+      </w:r>
+      <w:r>
+        <w:rPr>
+          <w:rFonts w:hint="eastAsia"/>
+        </w:rPr>
+        <w:t>市了吗</w:t>
+      </w:r>
+    </w:p>
+    <w:p>
+      <w:r>
+        <w:rPr>
+          <w:rFonts w:hint="eastAsia"/>
+        </w:rPr>
+        <w:t>白夜城</w:t>
+      </w:r>
+      <w:r>
+        <w:rPr>
+          <w:rFonts w:hint="eastAsia"/>
+        </w:rPr>
+        <w:t>：嗯，已经在火车上了</w:t>
+      </w:r>
+    </w:p>
+    <w:p>
+      <w:r>
+        <w:rPr>
+          <w:rFonts w:hint="eastAsia"/>
+        </w:rPr>
+        <w:t>墨羽灵</w:t>
+      </w:r>
+      <w:r>
+        <w:rPr>
+          <w:rFonts w:hint="eastAsia"/>
+        </w:rPr>
+        <w:t>：你说你想回乡下，是想回父母身边吗</w:t>
+      </w:r>
+    </w:p>
+    <w:p>
+      <w:r>
+        <w:rPr>
+          <w:rFonts w:hint="eastAsia"/>
+        </w:rPr>
+        <w:t>白夜城</w:t>
+      </w:r>
+      <w:r>
+        <w:rPr>
+          <w:rFonts w:hint="eastAsia"/>
+        </w:rPr>
+        <w:t>：不是</w:t>
+      </w:r>
+      <w:r>
+        <w:rPr>
+          <w:rFonts w:hint="eastAsia"/>
+        </w:rPr>
+        <w:t>，我只是不想被困在</w:t>
+      </w:r>
+      <w:r>
+        <w:rPr>
+          <w:rFonts w:hint="eastAsia"/>
+        </w:rPr>
+        <w:t xml:space="preserve"> </w:t>
+      </w:r>
+      <w:r>
+        <w:rPr>
+          <w:rFonts w:hint="eastAsia"/>
+        </w:rPr>
+        <w:t>相同的一天里（这句话打出来后，又删除更改为下面的话）</w:t>
+      </w:r>
+    </w:p>
+    <w:p>
+      <w:r>
+        <w:rPr>
+          <w:rFonts w:hint="eastAsia"/>
+        </w:rPr>
+        <w:t>白夜城：不是，只是想去乡下透透气</w:t>
+      </w:r>
+    </w:p>
+    <w:p>
+      <w:r>
+        <w:rPr>
+          <w:rFonts w:hint="eastAsia"/>
+        </w:rPr>
+        <w:t>墨羽灵：那你还打算回来吗</w:t>
+      </w:r>
+    </w:p>
+    <w:p>
+      <w:r>
+        <w:rPr>
+          <w:rFonts w:hint="eastAsia"/>
+        </w:rPr>
+        <w:t>白夜城：我想，应该不会了</w:t>
+      </w:r>
+    </w:p>
+    <w:p>
+      <w:r>
+        <w:rPr>
+          <w:rFonts w:hint="eastAsia"/>
+        </w:rPr>
         <w:lastRenderedPageBreak/>
-        <w:t>第一幕：工作</w:t>
-      </w:r>
-    </w:p>
-    <w:p>
-      <w:r>
-        <w:rPr>
-          <w:rFonts w:hint="eastAsia"/>
-        </w:rPr>
-        <w:t>同事</w:t>
-      </w:r>
-      <w:r>
-        <w:rPr>
-          <w:rFonts w:hint="eastAsia"/>
-        </w:rPr>
-        <w:t>A</w:t>
+        <w:t>墨羽灵</w:t>
+      </w:r>
+      <w:r>
+        <w:rPr>
+          <w:rFonts w:hint="eastAsia"/>
+        </w:rPr>
+        <w:t>：嗯，</w:t>
+      </w:r>
+      <w:r>
+        <w:rPr>
+          <w:rFonts w:hint="eastAsia"/>
+        </w:rPr>
+        <w:t>好吧</w:t>
+      </w:r>
+      <w:r>
+        <w:rPr>
+          <w:rFonts w:hint="eastAsia"/>
+        </w:rPr>
+        <w:t>，</w:t>
+      </w:r>
+      <w:r>
+        <w:rPr>
+          <w:rFonts w:hint="eastAsia"/>
+        </w:rPr>
+        <w:t>谢谢你平时工作照顾我那么多</w:t>
+      </w:r>
+      <w:r>
+        <w:rPr>
+          <w:rFonts w:hint="eastAsia"/>
+        </w:rPr>
+        <w:t>，有机会的话，希望可以去你那边坐坐</w:t>
+      </w:r>
+    </w:p>
+    <w:p>
+      <w:r>
+        <w:rPr>
+          <w:rFonts w:hint="eastAsia"/>
+        </w:rPr>
+        <w:t>白夜城</w:t>
       </w:r>
       <w:r>
         <w:rPr>
@@ -275,43 +1559,7 @@
         <w:rPr>
           <w:rFonts w:hint="eastAsia"/>
         </w:rPr>
-        <w:t>小白，我这里遇到了一个问题，可以帮我看看嘛。</w:t>
-      </w:r>
-    </w:p>
-    <w:p>
-      <w:r>
-        <w:rPr>
-          <w:rFonts w:hint="eastAsia"/>
-        </w:rPr>
-        <w:t>主角：嗯，好，什么样的问题啊。</w:t>
-      </w:r>
-    </w:p>
-    <w:p>
-      <w:r>
-        <w:rPr>
-          <w:rFonts w:hint="eastAsia"/>
-        </w:rPr>
-        <w:t>同事</w:t>
-      </w:r>
-      <w:r>
-        <w:rPr>
-          <w:rFonts w:hint="eastAsia"/>
-        </w:rPr>
-        <w:t>A</w:t>
-      </w:r>
-      <w:r>
-        <w:rPr>
-          <w:rFonts w:hint="eastAsia"/>
-        </w:rPr>
-        <w:t>：就是。。。。。这样。。。。。。那样。。。最后。。。这样</w:t>
-      </w:r>
-    </w:p>
-    <w:p>
-      <w:r>
-        <w:rPr>
-          <w:rFonts w:hint="eastAsia"/>
-        </w:rPr>
-        <w:t>主角：嗯，好的，我先把这些东西弄完，一会就帮你看看。</w:t>
+        <w:t>不客气</w:t>
       </w:r>
     </w:p>
     <w:p>
@@ -322,15 +1570,77 @@
         <w:rPr>
           <w:rFonts w:hint="eastAsia"/>
         </w:rPr>
-        <w:t>灯光变化，主角拿起手机，看见时间已经很晚了。时间变化，此时响起地铁移动的声音，表示主角已经坐上回家的地铁，时间继续变化。主角放下手机，看向镜子里的自己。长叹一口气。</w:t>
-      </w:r>
-    </w:p>
-    <w:p>
-      <w:r>
-        <w:rPr>
-          <w:rFonts w:hint="eastAsia"/>
-        </w:rPr>
-        <w:t>主角：睡觉吧。。。</w:t>
+        <w:t>白夜城</w:t>
+      </w:r>
+      <w:r>
+        <w:rPr>
+          <w:rFonts w:hint="eastAsia"/>
+        </w:rPr>
+        <w:t>准备打出几句客套话，但短暂的犹豫之后，还是选择了删除。只发了</w:t>
+      </w:r>
+      <w:r>
+        <w:rPr>
+          <w:rFonts w:hint="eastAsia"/>
+        </w:rPr>
+        <w:t>“谢谢”</w:t>
+      </w:r>
+      <w:r>
+        <w:rPr>
+          <w:rFonts w:hint="eastAsia"/>
+        </w:rPr>
+        <w:t>两个字</w:t>
+      </w:r>
+      <w:r>
+        <w:rPr>
+          <w:rFonts w:hint="eastAsia"/>
+        </w:rPr>
+        <w:t>。手机界面切换到文档列表，（这里可以列出一些其他的文档名称，用来表现</w:t>
+      </w:r>
+      <w:r>
+        <w:rPr>
+          <w:rFonts w:hint="eastAsia"/>
+        </w:rPr>
+        <w:t>白夜城</w:t>
+      </w:r>
+      <w:r>
+        <w:rPr>
+          <w:rFonts w:hint="eastAsia"/>
+        </w:rPr>
+        <w:t>是个什么样的人）</w:t>
+      </w:r>
+      <w:r>
+        <w:rPr>
+          <w:rFonts w:hint="eastAsia"/>
+        </w:rPr>
+        <w:t>白夜城</w:t>
+      </w:r>
+      <w:r>
+        <w:rPr>
+          <w:rFonts w:hint="eastAsia"/>
+        </w:rPr>
+        <w:t>在这些文档列表中，打开了购房合同。</w:t>
+      </w:r>
+    </w:p>
+    <w:p>
+      <w:r>
+        <w:rPr>
+          <w:rFonts w:hint="eastAsia"/>
+        </w:rPr>
+        <w:t>老人：小伙子，你确定要买这间房子吗，这间房子又破，离村子又远</w:t>
+      </w:r>
+    </w:p>
+    <w:p>
+      <w:r>
+        <w:rPr>
+          <w:rFonts w:hint="eastAsia"/>
+        </w:rPr>
+        <w:t>白夜城</w:t>
+      </w:r>
+      <w:r>
+        <w:rPr>
+          <w:rFonts w:hint="eastAsia"/>
+        </w:rPr>
+        <w:t>：嗯，没关系，有水有电就行，剩下的我自己会处理好的。</w:t>
       </w:r>
     </w:p>
     <w:p>
@@ -341,35 +1651,146 @@
         <w:rPr>
           <w:rFonts w:hint="eastAsia"/>
         </w:rPr>
-        <w:t>闹钟声响起，画面聚焦在手机上的时间，时间变化，耳边响起地铁的声音，时间继续变化，主角放下手机，坐在工位上。</w:t>
-      </w:r>
-    </w:p>
-    <w:p>
-      <w:r>
-        <w:rPr>
-          <w:rFonts w:hint="eastAsia"/>
-        </w:rPr>
-        <w:t>同事</w:t>
-      </w:r>
-      <w:r>
-        <w:rPr>
-          <w:rFonts w:hint="eastAsia"/>
-        </w:rPr>
-        <w:t>B</w:t>
-      </w:r>
-      <w:r>
-        <w:rPr>
-          <w:rFonts w:hint="eastAsia"/>
-        </w:rPr>
-        <w:t>：夜城，这里有几个新的需求，要交给你处理一下，具体的内容已经发给你了，记得看看。</w:t>
-      </w:r>
-    </w:p>
-    <w:p>
-      <w:r>
-        <w:rPr>
-          <w:rFonts w:hint="eastAsia"/>
-        </w:rPr>
-        <w:t>主角：嗯，没问题。。</w:t>
+        <w:t>白夜城</w:t>
+      </w:r>
+      <w:r>
+        <w:rPr>
+          <w:rFonts w:hint="eastAsia"/>
+        </w:rPr>
+        <w:t>放下手机，画面中呈现出新家的全貌，树木丛生，破败不堪。</w:t>
+      </w:r>
+    </w:p>
+    <w:p>
+      <w:r>
+        <w:rPr>
+          <w:rFonts w:hint="eastAsia"/>
+        </w:rPr>
+        <w:t>白夜城</w:t>
+      </w:r>
+      <w:r>
+        <w:rPr>
+          <w:rFonts w:hint="eastAsia"/>
+        </w:rPr>
+        <w:t>：这片院子里的东西应该随我处置吧</w:t>
+      </w:r>
+    </w:p>
+    <w:p>
+      <w:r>
+        <w:rPr>
+          <w:rFonts w:hint="eastAsia"/>
+        </w:rPr>
+        <w:t>老人：放心，合同里都有写，这片院子，和这间房子，现在都是你的了。那我就先走了，有事情电话联系。</w:t>
+      </w:r>
+    </w:p>
+    <w:p>
+      <w:pPr>
+        <w:pStyle w:val="2"/>
+      </w:pPr>
+      <w:r>
+        <w:rPr>
+          <w:rFonts w:hint="eastAsia"/>
+        </w:rPr>
+        <w:t>第三幕：重建</w:t>
+      </w:r>
+    </w:p>
+    <w:p>
+      <w:r>
+        <w:rPr>
+          <w:rFonts w:hint="eastAsia"/>
+        </w:rPr>
+        <w:t>场景：破败的</w:t>
+      </w:r>
+      <w:r>
+        <w:rPr>
+          <w:rFonts w:hint="eastAsia"/>
+        </w:rPr>
+        <w:t>小屋前</w:t>
+      </w:r>
+    </w:p>
+    <w:p>
+      <w:r>
+        <w:rPr>
+          <w:rFonts w:hint="eastAsia"/>
+        </w:rPr>
+        <w:t>人物：白夜城，李奶奶</w:t>
+      </w:r>
+    </w:p>
+    <w:p>
+      <w:r>
+        <w:rPr>
+          <w:rFonts w:hint="eastAsia"/>
+        </w:rPr>
+        <w:t>情景：白夜城站在破旧的房屋前，此时一个慈祥的老奶奶走了过来</w:t>
+      </w:r>
+    </w:p>
+    <w:p/>
+    <w:p>
+      <w:r>
+        <w:rPr>
+          <w:rFonts w:hint="eastAsia"/>
+        </w:rPr>
+        <w:t>李奶奶：买下这地方的人就是你吗，小伙子</w:t>
+      </w:r>
+    </w:p>
+    <w:p>
+      <w:r>
+        <w:rPr>
+          <w:rFonts w:hint="eastAsia"/>
+        </w:rPr>
+        <w:t>白夜城：嗯，请问您是</w:t>
+      </w:r>
+    </w:p>
+    <w:p>
+      <w:r>
+        <w:rPr>
+          <w:rFonts w:hint="eastAsia"/>
+        </w:rPr>
+        <w:t>李奶奶：</w:t>
+      </w:r>
+      <w:r>
+        <w:rPr>
+          <w:rFonts w:hint="eastAsia"/>
+        </w:rPr>
+        <w:t>就当我是一个奇怪的老奶奶吧，哈哈哈哈</w:t>
+      </w:r>
+    </w:p>
+    <w:p>
+      <w:r>
+        <w:rPr>
+          <w:rFonts w:hint="eastAsia"/>
+        </w:rPr>
+        <w:t>白夜城：婆婆，别这么说</w:t>
+      </w:r>
+    </w:p>
+    <w:p>
+      <w:r>
+        <w:rPr>
+          <w:rFonts w:hint="eastAsia"/>
+        </w:rPr>
+        <w:t>李奶奶：叫我李奶奶就好，修缮这栋房子需要写趁手的工具吧，呐，这些给你。我老了，这些东西也挥不动了。</w:t>
+      </w:r>
+    </w:p>
+    <w:p>
+      <w:r>
+        <w:rPr>
+          <w:rFonts w:hint="eastAsia"/>
+        </w:rPr>
+        <w:lastRenderedPageBreak/>
+        <w:t>白夜城：这怎么好意思呢。</w:t>
+      </w:r>
+    </w:p>
+    <w:p>
+      <w:r>
+        <w:rPr>
+          <w:rFonts w:hint="eastAsia"/>
+        </w:rPr>
+        <w:t>李奶奶：客气什么，作为交换，有时间也陪我这个老婆婆吧。好了，婆婆我就不打扰你了</w:t>
+      </w:r>
+      <w:r>
+        <w:rPr>
+          <w:rFonts w:hint="eastAsia"/>
+        </w:rPr>
+        <w:t>。</w:t>
       </w:r>
     </w:p>
     <w:p>
@@ -380,308 +1801,81 @@
         <w:rPr>
           <w:rFonts w:hint="eastAsia"/>
         </w:rPr>
-        <w:t>灯光变化，主角拿起手机。（继续重复手机上时间变化和音乐变化）</w:t>
-      </w:r>
-    </w:p>
-    <w:p>
-      <w:pPr>
-        <w:pStyle w:val="af2"/>
-      </w:pPr>
-      <w:r>
-        <w:rPr>
-          <w:rFonts w:hint="eastAsia"/>
-        </w:rPr>
-        <w:t>之后不再展示具体场景，画面里只有手机的时间变化，和耳边音乐变化</w:t>
-      </w:r>
-      <w:r>
-        <w:rPr>
-          <w:rFonts w:hint="eastAsia"/>
-        </w:rPr>
-        <w:t>。</w:t>
-      </w:r>
-    </w:p>
-    <w:p>
-      <w:r>
-        <w:rPr>
-          <w:rFonts w:hint="eastAsia"/>
-        </w:rPr>
-        <w:t>同事</w:t>
-      </w:r>
-      <w:r>
-        <w:rPr>
-          <w:rFonts w:hint="eastAsia"/>
-        </w:rPr>
-        <w:t>C</w:t>
-      </w:r>
-      <w:r>
-        <w:rPr>
-          <w:rFonts w:hint="eastAsia"/>
-        </w:rPr>
-        <w:t>：这里有件事情和你同步一下。。。。</w:t>
-      </w:r>
-    </w:p>
-    <w:p>
-      <w:r>
-        <w:rPr>
-          <w:rFonts w:hint="eastAsia"/>
-        </w:rPr>
-        <w:t>同事</w:t>
-      </w:r>
-      <w:r>
-        <w:rPr>
-          <w:rFonts w:hint="eastAsia"/>
-        </w:rPr>
-        <w:t>D</w:t>
-      </w:r>
-      <w:r>
-        <w:rPr>
-          <w:rFonts w:hint="eastAsia"/>
-        </w:rPr>
-        <w:t>：白，来一下</w:t>
-      </w:r>
-    </w:p>
-    <w:p>
-      <w:r>
-        <w:rPr>
-          <w:rFonts w:hint="eastAsia"/>
-        </w:rPr>
-        <w:t>同事</w:t>
-      </w:r>
-      <w:r>
-        <w:rPr>
-          <w:rFonts w:hint="eastAsia"/>
-        </w:rPr>
-        <w:t>E</w:t>
-      </w:r>
-      <w:r>
-        <w:rPr>
-          <w:rFonts w:hint="eastAsia"/>
-        </w:rPr>
-        <w:t>：白。。。</w:t>
-      </w:r>
-    </w:p>
-    <w:p>
-      <w:r>
-        <w:rPr>
-          <w:rFonts w:hint="eastAsia"/>
-        </w:rPr>
-        <w:t>同事？：来一下</w:t>
-      </w:r>
-    </w:p>
-    <w:p>
-      <w:r>
-        <w:rPr>
-          <w:rFonts w:hint="eastAsia"/>
-        </w:rPr>
-        <w:t>同事？：这个你看一下</w:t>
-      </w:r>
-    </w:p>
-    <w:p>
-      <w:r>
-        <w:rPr>
-          <w:rFonts w:hint="eastAsia"/>
-        </w:rPr>
-        <w:t>同事？：夜城。。。</w:t>
-      </w:r>
-    </w:p>
-    <w:p>
-      <w:pPr>
-        <w:pStyle w:val="af2"/>
-      </w:pPr>
-      <w:r>
-        <w:rPr>
-          <w:rFonts w:hint="eastAsia"/>
-        </w:rPr>
-        <w:t>。。。手机上的日期飞速变化，耳边的声音越来越模糊，越来越嘈杂，最后日期定格在</w:t>
-      </w:r>
-      <w:r>
-        <w:rPr>
-          <w:rFonts w:hint="eastAsia"/>
-        </w:rPr>
-        <w:t>XX</w:t>
-      </w:r>
-      <w:r>
-        <w:rPr>
-          <w:rFonts w:hint="eastAsia"/>
-        </w:rPr>
-        <w:t>月</w:t>
-      </w:r>
-      <w:r>
-        <w:rPr>
-          <w:rFonts w:hint="eastAsia"/>
-        </w:rPr>
-        <w:t>XX</w:t>
-      </w:r>
-      <w:r>
-        <w:rPr>
-          <w:rFonts w:hint="eastAsia"/>
-        </w:rPr>
-        <w:t>日。手指下拉，显示出几条消息。</w:t>
-      </w:r>
-    </w:p>
-    <w:p>
-      <w:r>
-        <w:rPr>
-          <w:rFonts w:hint="eastAsia"/>
-        </w:rPr>
-        <w:lastRenderedPageBreak/>
-        <w:t>微信：爸爸：儿子，还记得小熊嘛，他要结婚了，你什么时候带个女朋友回家啊。</w:t>
-      </w:r>
-    </w:p>
-    <w:p>
-      <w:r>
-        <w:rPr>
-          <w:rFonts w:hint="eastAsia"/>
-        </w:rPr>
-        <w:t>短信：银行扣款提示：支付房租</w:t>
-      </w:r>
-      <w:r>
-        <w:rPr>
-          <w:rFonts w:hint="eastAsia"/>
-        </w:rPr>
-        <w:t xml:space="preserve"> 2000</w:t>
-      </w:r>
-      <w:r>
-        <w:rPr>
-          <w:rFonts w:hint="eastAsia"/>
-        </w:rPr>
-        <w:t>元，银行卡余额</w:t>
-      </w:r>
-      <w:r>
-        <w:rPr>
-          <w:rFonts w:hint="eastAsia"/>
-        </w:rPr>
-        <w:t>12000</w:t>
-      </w:r>
-      <w:r>
-        <w:rPr>
-          <w:rFonts w:hint="eastAsia"/>
-        </w:rPr>
-        <w:t>元</w:t>
-      </w:r>
-    </w:p>
-    <w:p>
-      <w:r>
-        <w:rPr>
-          <w:rFonts w:hint="eastAsia"/>
-        </w:rPr>
-        <w:t>短信：</w:t>
-      </w:r>
-      <w:r>
-        <w:rPr>
-          <w:rFonts w:hint="eastAsia"/>
-        </w:rPr>
-        <w:t>X</w:t>
-      </w:r>
-      <w:r>
-        <w:rPr>
-          <w:rFonts w:hint="eastAsia"/>
-        </w:rPr>
-        <w:t>宝：祝你生日快乐，送你</w:t>
-      </w:r>
-      <w:r>
-        <w:rPr>
-          <w:rFonts w:hint="eastAsia"/>
-        </w:rPr>
-        <w:t>500</w:t>
-      </w:r>
-      <w:r>
-        <w:rPr>
-          <w:rFonts w:hint="eastAsia"/>
-        </w:rPr>
-        <w:t>元消费津贴。</w:t>
-      </w:r>
-    </w:p>
-    <w:p>
-      <w:r>
-        <w:rPr>
-          <w:rFonts w:hint="eastAsia"/>
-        </w:rPr>
-        <w:t>记事本：日程提醒：抑郁药还剩</w:t>
-      </w:r>
-      <w:r>
-        <w:rPr>
-          <w:rFonts w:hint="eastAsia"/>
-        </w:rPr>
-        <w:t xml:space="preserve"> 4 </w:t>
-      </w:r>
-      <w:r>
-        <w:rPr>
-          <w:rFonts w:hint="eastAsia"/>
-        </w:rPr>
-        <w:t>天余量。</w:t>
-      </w:r>
-    </w:p>
-    <w:p>
-      <w:r>
-        <w:rPr>
-          <w:rFonts w:hint="eastAsia"/>
-        </w:rPr>
-        <w:t>X</w:t>
-      </w:r>
-      <w:r>
-        <w:rPr>
-          <w:rFonts w:hint="eastAsia"/>
-        </w:rPr>
-        <w:t>贷款：本月待还</w:t>
-      </w:r>
-      <w:r>
-        <w:rPr>
-          <w:rFonts w:hint="eastAsia"/>
-        </w:rPr>
-        <w:t>2360</w:t>
-      </w:r>
-      <w:r>
-        <w:rPr>
-          <w:rFonts w:hint="eastAsia"/>
-        </w:rPr>
-        <w:t>元，总待还</w:t>
-      </w:r>
-      <w:r>
-        <w:rPr>
-          <w:rFonts w:hint="eastAsia"/>
-        </w:rPr>
-        <w:t xml:space="preserve"> 51230 </w:t>
-      </w:r>
-      <w:r>
-        <w:rPr>
-          <w:rFonts w:hint="eastAsia"/>
-        </w:rPr>
-        <w:t>元</w:t>
-      </w:r>
-    </w:p>
-    <w:p>
-      <w:pPr>
-        <w:pStyle w:val="af2"/>
-      </w:pPr>
-      <w:r>
-        <w:rPr>
-          <w:rFonts w:hint="eastAsia"/>
-        </w:rPr>
-        <w:t>放下手机，画面中显示出主角疲惫无神的面孔。</w:t>
-      </w:r>
-    </w:p>
-    <w:p>
-      <w:r>
-        <w:rPr>
-          <w:rFonts w:hint="eastAsia"/>
-        </w:rPr>
-        <w:t>主角：我究竟是为了什么才活着的呢</w:t>
-      </w:r>
-      <w:r>
-        <w:rPr>
-          <w:rFonts w:hint="eastAsia"/>
-        </w:rPr>
-        <w:t>。。。</w:t>
-      </w:r>
-    </w:p>
-    <w:p>
-      <w:pPr>
-        <w:pStyle w:val="af2"/>
-        <w:rPr>
-          <w:rFonts w:hint="eastAsia"/>
-        </w:rPr>
-      </w:pPr>
+        <w:t>交互阶段：得到李奶奶送的工具套装。玩家需要采集素材，修缮房屋。</w:t>
+      </w:r>
+      <w:r>
+        <w:br/>
+      </w:r>
+      <w:r>
+        <w:rPr>
+          <w:rFonts w:hint="eastAsia"/>
+        </w:rPr>
+        <w:t>房屋修缮完毕后，会得到一本《手写的食谱》。玩家查看食谱的第一页，“醋溜白菜”。借此引导玩家开启种田玩法。</w:t>
+      </w:r>
+    </w:p>
+    <w:p>
+      <w:pPr>
+        <w:pStyle w:val="a3"/>
+      </w:pPr>
+      <w:r>
+        <w:rPr>
+          <w:rFonts w:hint="eastAsia"/>
+        </w:rPr>
+        <w:t>附录</w:t>
+      </w:r>
+    </w:p>
+    <w:p>
+      <w:pPr>
+        <w:pStyle w:val="1"/>
+      </w:pPr>
+      <w:bookmarkStart w:id="1" w:name="_特殊杂物"/>
+      <w:bookmarkEnd w:id="1"/>
+      <w:r>
+        <w:rPr>
+          <w:rFonts w:hint="eastAsia"/>
+        </w:rPr>
+        <w:t>特殊杂物</w:t>
+      </w:r>
+    </w:p>
+    <w:p>
+      <w:r>
+        <w:rPr>
+          <w:rFonts w:hint="eastAsia"/>
+        </w:rPr>
+        <w:t>写给夕颜的情书：</w:t>
+      </w:r>
+      <w:r>
+        <w:rPr>
+          <w:rFonts w:hint="eastAsia"/>
+        </w:rPr>
+        <w:t>你们已经分开了，白夜城</w:t>
+      </w:r>
+      <w:r>
+        <w:rPr>
+          <w:rFonts w:hint="eastAsia"/>
+        </w:rPr>
+        <w:t>，</w:t>
+      </w:r>
+      <w:r>
+        <w:rPr>
+          <w:rFonts w:hint="eastAsia"/>
+        </w:rPr>
+        <w:t>放过自己吧。</w:t>
+      </w:r>
+    </w:p>
+    <w:p>
+      <w:r>
+        <w:rPr>
+          <w:rFonts w:hint="eastAsia"/>
+        </w:rPr>
+        <w:t>墨羽灵</w:t>
+      </w:r>
+      <w:r>
+        <w:rPr>
+          <w:rFonts w:hint="eastAsia"/>
+        </w:rPr>
+        <w:t>送的公仔：如果能早些遇见，我们也许可以成为朋友吧</w:t>
+      </w:r>
     </w:p>
     <w:sectPr>
       <w:pgSz w:w="11906" w:h="16838"/>
@@ -1848,6 +3042,29 @@
       <w:sz w:val="24"/>
     </w:rPr>
   </w:style>
+  <w:style w:type="character" w:styleId="af4">
+    <w:name w:val="Hyperlink"/>
+    <w:basedOn w:val="a0"/>
+    <w:uiPriority w:val="99"/>
+    <w:unhideWhenUsed/>
+    <w:rsid w:val="0050463B"/>
+    <w:rPr>
+      <w:color w:val="467886" w:themeColor="hyperlink"/>
+      <w:u w:val="single"/>
+    </w:rPr>
+  </w:style>
+  <w:style w:type="character" w:styleId="af5">
+    <w:name w:val="Unresolved Mention"/>
+    <w:basedOn w:val="a0"/>
+    <w:uiPriority w:val="99"/>
+    <w:semiHidden/>
+    <w:unhideWhenUsed/>
+    <w:rsid w:val="0050463B"/>
+    <w:rPr>
+      <w:color w:val="605E5C"/>
+      <w:shd w:val="clear" w:color="auto" w:fill="E1DFDD"/>
+    </w:rPr>
+  </w:style>
 </w:styles>
 </file>
 
